--- a/SAI_GADDAM_RESUME.docx
+++ b/SAI_GADDAM_RESUME.docx
@@ -226,7 +226,7 @@
           </mc:Choice>
           <mc:Fallback>
             <w:pict>
-              <v:shape w14:anchorId="319EFF40" id="Graphic 2" o:spid="_x0000_s1026" style="position:absolute;margin-left:32.85pt;margin-top:-6.35pt;width:546.25pt;height:3pt;z-index:15729152;visibility:visible;mso-wrap-style:square;mso-wrap-distance-left:0;mso-wrap-distance-top:0;mso-wrap-distance-right:0;mso-wrap-distance-bottom:0;mso-position-horizontal:absolute;mso-position-horizontal-relative:page;mso-position-vertical:absolute;mso-position-vertical-relative:text;v-text-anchor:top" coordsize="6937375,38100" o:gfxdata="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" path="m6936841,25285r-5420601,l1516240,,,,,25285,,37871r6936841,63l6936841,25285xe" fillcolor="#cb454d" stroked="f">
+              <v:shape w14:anchorId="2129397E" id="Graphic 2" o:spid="_x0000_s1026" style="position:absolute;margin-left:32.85pt;margin-top:-6.35pt;width:546.25pt;height:3pt;z-index:15729152;visibility:visible;mso-wrap-style:square;mso-wrap-distance-left:0;mso-wrap-distance-top:0;mso-wrap-distance-right:0;mso-wrap-distance-bottom:0;mso-position-horizontal:absolute;mso-position-horizontal-relative:page;mso-position-vertical:absolute;mso-position-vertical-relative:text;v-text-anchor:top" coordsize="6937375,38100" o:gfxdata="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" path="m6936841,25285r-5420601,l1516240,,,,,25285,,37871r6936841,63l6936841,25285xe" fillcolor="#cb454d" stroked="f">
                 <v:path arrowok="t"/>
                 <w10:wrap anchorx="page"/>
               </v:shape>
@@ -1099,7 +1099,7 @@
           </mc:Choice>
           <mc:Fallback>
             <w:pict>
-              <v:shape w14:anchorId="1E64BA23" id="Graphic 6" o:spid="_x0000_s1026" style="position:absolute;margin-left:32.85pt;margin-top:-1.35pt;width:546.25pt;height:3pt;z-index:15729664;visibility:visible;mso-wrap-style:square;mso-wrap-distance-left:0;mso-wrap-distance-top:0;mso-wrap-distance-right:0;mso-wrap-distance-bottom:0;mso-position-horizontal:absolute;mso-position-horizontal-relative:page;mso-position-vertical:absolute;mso-position-vertical-relative:text;v-text-anchor:top" coordsize="6937375,38100" o:gfxdata="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" path="m6936841,25234r-5420601,l1516240,,,,,25234,,37884r1516240,l6936841,37884r,-12650xe" fillcolor="#cb454d" stroked="f">
+              <v:shape w14:anchorId="1420EF34" id="Graphic 6" o:spid="_x0000_s1026" style="position:absolute;margin-left:32.85pt;margin-top:-1.35pt;width:546.25pt;height:3pt;z-index:15729664;visibility:visible;mso-wrap-style:square;mso-wrap-distance-left:0;mso-wrap-distance-top:0;mso-wrap-distance-right:0;mso-wrap-distance-bottom:0;mso-position-horizontal:absolute;mso-position-horizontal-relative:page;mso-position-vertical:absolute;mso-position-vertical-relative:text;v-text-anchor:top" coordsize="6937375,38100" o:gfxdata="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" path="m6936841,25234r-5420601,l1516240,,,,,25234,,37884r1516240,l6936841,37884r,-12650xe" fillcolor="#cb454d" stroked="f">
                 <v:path arrowok="t"/>
                 <w10:wrap anchorx="page"/>
               </v:shape>
@@ -1140,23 +1140,7 @@
           <w:spacing w:val="-7"/>
           <w:sz w:val="20"/>
         </w:rPr>
-        <w:t>Java</w:t>
-      </w:r>
-      <w:r>
-        <w:rPr>
-          <w:color w:val="010202"/>
-          <w:spacing w:val="-8"/>
-          <w:sz w:val="20"/>
-        </w:rPr>
-        <w:t xml:space="preserve"> </w:t>
-      </w:r>
-      <w:r>
-        <w:rPr>
-          <w:color w:val="010202"/>
-          <w:spacing w:val="-2"/>
-          <w:sz w:val="20"/>
-        </w:rPr>
-        <w:t>programming</w:t>
+        <w:t>Python</w:t>
       </w:r>
     </w:p>
     <w:p>
@@ -1220,15 +1204,31 @@
           <w:color w:val="3A3A3A"/>
           <w:sz w:val="20"/>
         </w:rPr>
-        <w:t>TestNG</w:t>
-      </w:r>
-      <w:r>
-        <w:rPr>
-          <w:color w:val="010202"/>
-          <w:spacing w:val="-4"/>
-          <w:sz w:val="20"/>
-        </w:rPr>
-        <w:t>, Cucumber</w:t>
+        <w:t xml:space="preserve">Pytest, </w:t>
+      </w:r>
+      <w:r>
+        <w:rPr>
+          <w:color w:val="010202"/>
+          <w:spacing w:val="-2"/>
+          <w:sz w:val="20"/>
+        </w:rPr>
+        <w:t>Medical Devices</w:t>
+      </w:r>
+      <w:r>
+        <w:rPr>
+          <w:color w:val="010202"/>
+          <w:spacing w:val="-2"/>
+          <w:sz w:val="20"/>
+        </w:rPr>
+        <w:t>,</w:t>
+      </w:r>
+      <w:r>
+        <w:rPr>
+          <w:rFonts w:ascii="Trebuchet MS" w:eastAsia="Trebuchet MS" w:hAnsi="Trebuchet MS" w:cs="Trebuchet MS"/>
+          <w:color w:val="3A3A3A"/>
+          <w:sz w:val="20"/>
+        </w:rPr>
+        <w:t xml:space="preserve"> IOT</w:t>
       </w:r>
     </w:p>
     <w:p>
@@ -1413,7 +1413,6 @@
         <w:tabs>
           <w:tab w:val="left" w:pos="494"/>
         </w:tabs>
-        <w:spacing w:before="36"/>
         <w:ind w:left="494" w:hanging="198"/>
         <w:rPr>
           <w:sz w:val="20"/>
@@ -1421,35 +1420,11 @@
       </w:pPr>
       <w:r>
         <w:rPr>
-          <w:rFonts w:ascii="Trebuchet MS" w:eastAsia="Trebuchet MS" w:hAnsi="Trebuchet MS" w:cs="Trebuchet MS"/>
-          <w:color w:val="3A3A3A"/>
-          <w:sz w:val="20"/>
-        </w:rPr>
-        <w:t>Selenium WebDriver</w:t>
-      </w:r>
-    </w:p>
-    <w:p>
-      <w:pPr>
-        <w:pStyle w:val="ListParagraph"/>
-        <w:numPr>
-          <w:ilvl w:val="0"/>
-          <w:numId w:val="1"/>
-        </w:numPr>
-        <w:tabs>
-          <w:tab w:val="left" w:pos="494"/>
-        </w:tabs>
-        <w:ind w:left="494" w:hanging="198"/>
-        <w:rPr>
-          <w:sz w:val="20"/>
-        </w:rPr>
-      </w:pPr>
-      <w:r>
-        <w:rPr>
           <w:color w:val="010202"/>
           <w:w w:val="90"/>
           <w:sz w:val="20"/>
         </w:rPr>
-        <w:t>TDD and BDD</w:t>
+        <w:t>API Testing</w:t>
       </w:r>
     </w:p>
     <w:p>
@@ -1587,7 +1562,7 @@
           </mc:Choice>
           <mc:Fallback>
             <w:pict>
-              <v:shape w14:anchorId="22437971" id="Graphic 7" o:spid="_x0000_s1026" style="position:absolute;margin-left:32.85pt;margin-top:-1.4pt;width:546.25pt;height:3pt;z-index:15730176;visibility:visible;mso-wrap-style:square;mso-wrap-distance-left:0;mso-wrap-distance-top:0;mso-wrap-distance-right:0;mso-wrap-distance-bottom:0;mso-position-horizontal:absolute;mso-position-horizontal-relative:page;mso-position-vertical:absolute;mso-position-vertical-relative:text;v-text-anchor:top" coordsize="6937375,38100" o:gfxdata="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" path="m6936841,25234r-5420601,l1516240,,,,,25234,,37884r1516240,l6936841,37884r,-12650xe" fillcolor="#cb454d" stroked="f">
+              <v:shape w14:anchorId="22DA098D" id="Graphic 7" o:spid="_x0000_s1026" style="position:absolute;margin-left:32.85pt;margin-top:-1.4pt;width:546.25pt;height:3pt;z-index:15730176;visibility:visible;mso-wrap-style:square;mso-wrap-distance-left:0;mso-wrap-distance-top:0;mso-wrap-distance-right:0;mso-wrap-distance-bottom:0;mso-position-horizontal:absolute;mso-position-horizontal-relative:page;mso-position-vertical:absolute;mso-position-vertical-relative:text;v-text-anchor:top" coordsize="6937375,38100" o:gfxdata="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" path="m6936841,25234r-5420601,l1516240,,,,,25234,,37884r1516240,l6936841,37884r,-12650xe" fillcolor="#cb454d" stroked="f">
                 <v:path arrowok="t"/>
                 <w10:wrap anchorx="page"/>
               </v:shape>
@@ -1730,7 +1705,6 @@
           <w:sz w:val="20"/>
         </w:rPr>
       </w:pPr>
-      <w:proofErr w:type="spellStart"/>
       <w:r>
         <w:rPr>
           <w:b/>
@@ -1741,7 +1715,6 @@
         </w:rPr>
         <w:t>Coforge</w:t>
       </w:r>
-      <w:proofErr w:type="spellEnd"/>
       <w:r>
         <w:rPr>
           <w:color w:val="010202"/>
@@ -1832,7 +1805,6 @@
         </w:rPr>
         <w:t xml:space="preserve"> </w:t>
       </w:r>
-      <w:proofErr w:type="spellStart"/>
       <w:r>
         <w:rPr>
           <w:color w:val="010202"/>
@@ -1841,7 +1813,6 @@
         </w:rPr>
         <w:t>pytest</w:t>
       </w:r>
-      <w:proofErr w:type="spellEnd"/>
       <w:r>
         <w:rPr>
           <w:color w:val="010202"/>
@@ -1913,6 +1884,14 @@
           <w:sz w:val="20"/>
         </w:rPr>
         <w:t xml:space="preserve"> </w:t>
+      </w:r>
+      <w:r>
+        <w:rPr>
+          <w:color w:val="010202"/>
+          <w:spacing w:val="-15"/>
+          <w:sz w:val="20"/>
+        </w:rPr>
+        <w:t xml:space="preserve">Insulet’s POD, CGM </w:t>
       </w:r>
       <w:r>
         <w:rPr>
@@ -2352,7 +2331,7 @@
           </mc:Choice>
           <mc:Fallback>
             <w:pict>
-              <v:shape w14:anchorId="0F421E4D" id="Graphic 8" o:spid="_x0000_s1026" style="position:absolute;margin-left:31.35pt;margin-top:0;width:549.2pt;height:42.8pt;z-index:15728640;visibility:visible;mso-wrap-style:square;mso-wrap-distance-left:0;mso-wrap-distance-top:0;mso-wrap-distance-right:0;mso-wrap-distance-bottom:0;mso-position-horizontal:absolute;mso-position-horizontal-relative:page;mso-position-vertical:absolute;mso-position-vertical-relative:page;v-text-anchor:top" coordsize="6974840,543560" o:gfxdata="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" path="m6974738,l,12,,309587r1750021,l1750021,543344,1983778,309587r4990960,l6974738,xe" fillcolor="#cb454d" stroked="f">
+              <v:shape w14:anchorId="1ECFDB32" id="Graphic 8" o:spid="_x0000_s1026" style="position:absolute;margin-left:31.35pt;margin-top:0;width:549.2pt;height:42.8pt;z-index:15728640;visibility:visible;mso-wrap-style:square;mso-wrap-distance-left:0;mso-wrap-distance-top:0;mso-wrap-distance-right:0;mso-wrap-distance-bottom:0;mso-position-horizontal:absolute;mso-position-horizontal-relative:page;mso-position-vertical:absolute;mso-position-vertical-relative:page;v-text-anchor:top" coordsize="6974840,543560" o:gfxdata="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" path="m6974738,l,12,,309587r1750021,l1750021,543344,1983778,309587r4990960,l6974738,xe" fillcolor="#cb454d" stroked="f">
                 <v:path arrowok="t"/>
                 <w10:wrap anchorx="page" anchory="page"/>
               </v:shape>
@@ -2446,7 +2425,7 @@
           </mc:Choice>
           <mc:Fallback>
             <w:pict>
-              <v:shape w14:anchorId="3F398F2B" id="Graphic 9" o:spid="_x0000_s1026" style="position:absolute;margin-left:169.15pt;margin-top:-4.35pt;width:409.95pt;height:.1pt;z-index:15730688;visibility:visible;mso-wrap-style:square;mso-wrap-distance-left:0;mso-wrap-distance-top:0;mso-wrap-distance-right:0;mso-wrap-distance-bottom:0;mso-position-horizontal:absolute;mso-position-horizontal-relative:page;mso-position-vertical:absolute;mso-position-vertical-relative:text;v-text-anchor:top" coordsize="5206365,1270" o:gfxdata="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" path="m,l5205807,e" filled="f" strokeweight=".35097mm">
+              <v:shape w14:anchorId="081A01C6" id="Graphic 9" o:spid="_x0000_s1026" style="position:absolute;margin-left:169.15pt;margin-top:-4.35pt;width:409.95pt;height:.1pt;z-index:15730688;visibility:visible;mso-wrap-style:square;mso-wrap-distance-left:0;mso-wrap-distance-top:0;mso-wrap-distance-right:0;mso-wrap-distance-bottom:0;mso-position-horizontal:absolute;mso-position-horizontal-relative:page;mso-position-vertical:absolute;mso-position-vertical-relative:text;v-text-anchor:top" coordsize="5206365,1270" o:gfxdata="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" path="m,l5205807,e" filled="f" strokeweight=".35097mm">
                 <v:stroke dashstyle="dash"/>
                 <v:path arrowok="t"/>
                 <w10:wrap anchorx="page"/>
@@ -2854,7 +2833,6 @@
         </w:rPr>
         <w:t xml:space="preserve"> </w:t>
       </w:r>
-      <w:proofErr w:type="gramStart"/>
       <w:r>
         <w:rPr>
           <w:color w:val="010202"/>
@@ -2895,7 +2873,6 @@
         </w:rPr>
         <w:t>application</w:t>
       </w:r>
-      <w:proofErr w:type="gramEnd"/>
       <w:r>
         <w:rPr>
           <w:color w:val="010202"/>
@@ -3188,7 +3165,7 @@
           </mc:Choice>
           <mc:Fallback>
             <w:pict>
-              <v:shape w14:anchorId="7DA0ADC2" id="Graphic 10" o:spid="_x0000_s1026" style="position:absolute;margin-left:169.15pt;margin-top:-4.35pt;width:409.95pt;height:.1pt;z-index:15731200;visibility:visible;mso-wrap-style:square;mso-wrap-distance-left:0;mso-wrap-distance-top:0;mso-wrap-distance-right:0;mso-wrap-distance-bottom:0;mso-position-horizontal:absolute;mso-position-horizontal-relative:page;mso-position-vertical:absolute;mso-position-vertical-relative:text;v-text-anchor:top" coordsize="5206365,1270" o:gfxdata="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" path="m,l5205807,e" filled="f" strokeweight=".35097mm">
+              <v:shape w14:anchorId="3940678E" id="Graphic 10" o:spid="_x0000_s1026" style="position:absolute;margin-left:169.15pt;margin-top:-4.35pt;width:409.95pt;height:.1pt;z-index:15731200;visibility:visible;mso-wrap-style:square;mso-wrap-distance-left:0;mso-wrap-distance-top:0;mso-wrap-distance-right:0;mso-wrap-distance-bottom:0;mso-position-horizontal:absolute;mso-position-horizontal-relative:page;mso-position-vertical:absolute;mso-position-vertical-relative:text;v-text-anchor:top" coordsize="5206365,1270" o:gfxdata="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" path="m,l5205807,e" filled="f" strokeweight=".35097mm">
                 <v:stroke dashstyle="dash"/>
                 <v:path arrowok="t"/>
                 <w10:wrap anchorx="page"/>
@@ -3949,7 +3926,7 @@
           </mc:Choice>
           <mc:Fallback>
             <w:pict>
-              <v:shape w14:anchorId="5073BFD6" id="Graphic 11" o:spid="_x0000_s1026" style="position:absolute;margin-left:169.15pt;margin-top:-4.35pt;width:409.95pt;height:.1pt;z-index:15731712;visibility:visible;mso-wrap-style:square;mso-wrap-distance-left:0;mso-wrap-distance-top:0;mso-wrap-distance-right:0;mso-wrap-distance-bottom:0;mso-position-horizontal:absolute;mso-position-horizontal-relative:page;mso-position-vertical:absolute;mso-position-vertical-relative:text;v-text-anchor:top" coordsize="5206365,1270" o:gfxdata="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" path="m,l5205807,e" filled="f" strokeweight=".35097mm">
+              <v:shape w14:anchorId="5C2F1890" id="Graphic 11" o:spid="_x0000_s1026" style="position:absolute;margin-left:169.15pt;margin-top:-4.35pt;width:409.95pt;height:.1pt;z-index:15731712;visibility:visible;mso-wrap-style:square;mso-wrap-distance-left:0;mso-wrap-distance-top:0;mso-wrap-distance-right:0;mso-wrap-distance-bottom:0;mso-position-horizontal:absolute;mso-position-horizontal-relative:page;mso-position-vertical:absolute;mso-position-vertical-relative:text;v-text-anchor:top" coordsize="5206365,1270" o:gfxdata="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" path="m,l5205807,e" filled="f" strokeweight=".35097mm">
                 <v:stroke dashstyle="dash"/>
                 <v:path arrowok="t"/>
                 <w10:wrap anchorx="page"/>
@@ -4690,7 +4667,7 @@
           </mc:Choice>
           <mc:Fallback>
             <w:pict>
-              <v:shape w14:anchorId="06B2F8BB" id="Graphic 12" o:spid="_x0000_s1026" style="position:absolute;margin-left:32.85pt;margin-top:-1.4pt;width:546.25pt;height:3pt;z-index:15732224;visibility:visible;mso-wrap-style:square;mso-wrap-distance-left:0;mso-wrap-distance-top:0;mso-wrap-distance-right:0;mso-wrap-distance-bottom:0;mso-position-horizontal:absolute;mso-position-horizontal-relative:page;mso-position-vertical:absolute;mso-position-vertical-relative:text;v-text-anchor:top" coordsize="6937375,38100" o:gfxdata="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" path="m6936841,25298r-5420601,l1516240,,,,,25298,,37884r6936841,63l6936841,25298xe" fillcolor="#cb454d" stroked="f">
+              <v:shape w14:anchorId="0EE263D3" id="Graphic 12" o:spid="_x0000_s1026" style="position:absolute;margin-left:32.85pt;margin-top:-1.4pt;width:546.25pt;height:3pt;z-index:15732224;visibility:visible;mso-wrap-style:square;mso-wrap-distance-left:0;mso-wrap-distance-top:0;mso-wrap-distance-right:0;mso-wrap-distance-bottom:0;mso-position-horizontal:absolute;mso-position-horizontal-relative:page;mso-position-vertical:absolute;mso-position-vertical-relative:text;v-text-anchor:top" coordsize="6937375,38100" o:gfxdata="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" path="m6936841,25298r-5420601,l1516240,,,,,25298,,37884r6936841,63l6936841,25298xe" fillcolor="#cb454d" stroked="f">
                 <v:path arrowok="t"/>
                 <w10:wrap anchorx="page"/>
               </v:shape>
@@ -4735,7 +4712,6 @@
       <w:r>
         <w:br w:type="column"/>
       </w:r>
-      <w:proofErr w:type="spellStart"/>
       <w:r>
         <w:rPr>
           <w:b/>
@@ -4746,7 +4722,6 @@
         </w:rPr>
         <w:t>KLUniversity</w:t>
       </w:r>
-      <w:proofErr w:type="spellEnd"/>
       <w:r>
         <w:rPr>
           <w:i/>
@@ -4766,8 +4741,6 @@
         </w:rPr>
         <w:t xml:space="preserve"> </w:t>
       </w:r>
-      <w:proofErr w:type="spellStart"/>
-      <w:proofErr w:type="gramStart"/>
       <w:r>
         <w:rPr>
           <w:i/>
@@ -4775,18 +4748,7 @@
           <w:w w:val="90"/>
           <w:sz w:val="20"/>
         </w:rPr>
-        <w:t>Vaddeswaram,GreenFields</w:t>
-      </w:r>
-      <w:proofErr w:type="spellEnd"/>
-      <w:proofErr w:type="gramEnd"/>
-      <w:r>
-        <w:rPr>
-          <w:i/>
-          <w:color w:val="010202"/>
-          <w:w w:val="90"/>
-          <w:sz w:val="20"/>
-        </w:rPr>
-        <w:t>,</w:t>
+        <w:t>Vaddeswaram,GreenFields,</w:t>
       </w:r>
       <w:r>
         <w:rPr>
@@ -4881,7 +4843,6 @@
         </w:rPr>
         <w:t xml:space="preserve"> </w:t>
       </w:r>
-      <w:proofErr w:type="gramStart"/>
       <w:r>
         <w:rPr>
           <w:color w:val="010202"/>
@@ -4889,7 +4850,6 @@
         </w:rPr>
         <w:t>And</w:t>
       </w:r>
-      <w:proofErr w:type="gramEnd"/>
       <w:r>
         <w:rPr>
           <w:color w:val="010202"/>
@@ -5070,7 +5030,7 @@
           </mc:Choice>
           <mc:Fallback>
             <w:pict>
-              <v:shape w14:anchorId="70A87AA6" id="Graphic 13" o:spid="_x0000_s1026" style="position:absolute;margin-left:32.85pt;margin-top:-1.35pt;width:546.25pt;height:3pt;z-index:15732736;visibility:visible;mso-wrap-style:square;mso-wrap-distance-left:0;mso-wrap-distance-top:0;mso-wrap-distance-right:0;mso-wrap-distance-bottom:0;mso-position-horizontal:absolute;mso-position-horizontal-relative:page;mso-position-vertical:absolute;mso-position-vertical-relative:text;v-text-anchor:top" coordsize="6937375,38100" o:gfxdata="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" path="m6936841,25234r-5420601,l1516240,,,,,25234,,37884r1516240,l6936841,37884r,-12650xe" fillcolor="#cb454d" stroked="f">
+              <v:shape w14:anchorId="56A2D51E" id="Graphic 13" o:spid="_x0000_s1026" style="position:absolute;margin-left:32.85pt;margin-top:-1.35pt;width:546.25pt;height:3pt;z-index:15732736;visibility:visible;mso-wrap-style:square;mso-wrap-distance-left:0;mso-wrap-distance-top:0;mso-wrap-distance-right:0;mso-wrap-distance-bottom:0;mso-position-horizontal:absolute;mso-position-horizontal-relative:page;mso-position-vertical:absolute;mso-position-vertical-relative:text;v-text-anchor:top" coordsize="6937375,38100" o:gfxdata="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" path="m6936841,25234r-5420601,l1516240,,,,,25234,,37884r1516240,l6936841,37884r,-12650xe" fillcolor="#cb454d" stroked="f">
                 <v:path arrowok="t"/>
                 <w10:wrap anchorx="page"/>
               </v:shape>
@@ -5204,7 +5164,6 @@
         </w:rPr>
         <w:t xml:space="preserve"> </w:t>
       </w:r>
-      <w:proofErr w:type="spellStart"/>
       <w:r>
         <w:rPr>
           <w:color w:val="010202"/>
@@ -5212,7 +5171,6 @@
         </w:rPr>
         <w:t>devlivering</w:t>
       </w:r>
-      <w:proofErr w:type="spellEnd"/>
       <w:r>
         <w:rPr>
           <w:color w:val="010202"/>
@@ -5371,7 +5329,7 @@
           </mc:Choice>
           <mc:Fallback>
             <w:pict>
-              <v:shape w14:anchorId="1B268144" id="Graphic 14" o:spid="_x0000_s1026" style="position:absolute;margin-left:169.15pt;margin-top:-4.35pt;width:409.95pt;height:.1pt;z-index:15733248;visibility:visible;mso-wrap-style:square;mso-wrap-distance-left:0;mso-wrap-distance-top:0;mso-wrap-distance-right:0;mso-wrap-distance-bottom:0;mso-position-horizontal:absolute;mso-position-horizontal-relative:page;mso-position-vertical:absolute;mso-position-vertical-relative:text;v-text-anchor:top" coordsize="5206365,1270" o:gfxdata="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" path="m,l5205807,e" filled="f" strokeweight=".35097mm">
+              <v:shape w14:anchorId="7D804980" id="Graphic 14" o:spid="_x0000_s1026" style="position:absolute;margin-left:169.15pt;margin-top:-4.35pt;width:409.95pt;height:.1pt;z-index:15733248;visibility:visible;mso-wrap-style:square;mso-wrap-distance-left:0;mso-wrap-distance-top:0;mso-wrap-distance-right:0;mso-wrap-distance-bottom:0;mso-position-horizontal:absolute;mso-position-horizontal-relative:page;mso-position-vertical:absolute;mso-position-vertical-relative:text;v-text-anchor:top" coordsize="5206365,1270" o:gfxdata="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" path="m,l5205807,e" filled="f" strokeweight=".35097mm">
                 <v:stroke dashstyle="dash"/>
                 <v:path arrowok="t"/>
                 <w10:wrap anchorx="page"/>
